--- a/_site/operating-system/2023-07-01-atajos-de-teclado-y-comandos-para-usar-vim/index.docx
+++ b/_site/operating-system/2023-07-01-atajos-de-teclado-y-comandos-para-usar-vim/index.docx
@@ -50,7 +50,7 @@
         <w:pStyle w:val="Heading1"/>
       </w:pPr>
       <w:r>
-        <w:t xml:space="preserve">Domina las habilidades de edición de texto en Vim, una guía completa para maximizar tu productividad: Descubre los atajos de teclado, comandos y técnicas avanzadas de Vim para buscar, reemplazar y transformar texto de manera eficiente</w:t>
+        <w:t xml:space="preserve">Atajos y comandos avanzados de Vim</w:t>
       </w:r>
     </w:p>
     <w:p>
@@ -199,7 +199,15 @@
     </w:p>
     <w:p>
       <w:pPr>
-        <w:pStyle w:val="FirstParagraph"/>
+        <w:pStyle w:val="AbstractFirstParagraph"/>
+      </w:pPr>
+      <w:r>
+        <w:t xml:space="preserve">Este abstract será actualizado una vez que se complete el contenido final del artículo.</w:t>
+      </w:r>
+    </w:p>
+    <w:p>
+      <w:pPr>
+        <w:pStyle w:val="BodyText"/>
       </w:pPr>
       <w:r>
         <w:rPr>
@@ -224,7 +232,7 @@
         <w:pStyle w:val="Heading1"/>
       </w:pPr>
       <w:r>
-        <w:t xml:space="preserve">Domina las habilidades de edición de texto en Vim, una guía completa para maximizar tu productividad: Descubre los atajos de teclado, comandos y técnicas avanzadas de Vim para buscar, reemplazar y transformar texto de manera eficiente</w:t>
+        <w:t xml:space="preserve">Atajos y comandos avanzados de Vim</w:t>
       </w:r>
     </w:p>
     <w:bookmarkEnd w:id="26"/>
@@ -14702,7 +14710,7 @@
     </w:p>
     <w:bookmarkEnd w:id="110"/>
     <w:bookmarkEnd w:id="111"/>
-    <w:bookmarkStart w:id="144" w:name="publicaciones-similares"/>
+    <w:bookmarkStart w:id="146" w:name="publicaciones-similares"/>
     <w:p>
       <w:pPr>
         <w:pStyle w:val="Heading1"/>
@@ -15057,13 +15065,34 @@
     </w:p>
     <w:p>
       <w:pPr>
+        <w:pStyle w:val="Compact"/>
+        <w:numPr>
+          <w:ilvl w:val="0"/>
+          <w:numId w:val="1005"/>
+        </w:numPr>
+      </w:pPr>
+      <w:hyperlink r:id="rId144"/>
+      <w:r>
+        <w:t xml:space="preserve"> </w:t>
+      </w:r>
+      <w:hyperlink r:id="rId145">
+        <w:r>
+          <w:rPr>
+            <w:rStyle w:val="Hyperlink"/>
+          </w:rPr>
+          <w:t xml:space="preserve">Gestiona Tus Dotfiles Con Gnu Stow</w:t>
+        </w:r>
+      </w:hyperlink>
+    </w:p>
+    <w:p>
+      <w:pPr>
         <w:pStyle w:val="FirstParagraph"/>
       </w:pPr>
       <w:r>
         <w:t xml:space="preserve">Esperamos que encuentres estas publicaciones igualmente interesantes y útiles. ¡Disfruta de la lectura!</w:t>
       </w:r>
     </w:p>
-    <w:bookmarkEnd w:id="144"/>
+    <w:bookmarkEnd w:id="146"/>
     <w:sectPr>
       <w:headerReference r:id="rId9" w:type="even"/>
       <w:headerReference r:id="rId11" w:type="default"/>

--- a/_site/operating-system/2023-07-01-atajos-de-teclado-y-comandos-para-usar-vim/index.docx
+++ b/_site/operating-system/2023-07-01-atajos-de-teclado-y-comandos-para-usar-vim/index.docx
@@ -44,7 +44,7 @@
         <w:t xml:space="preserve"> </w:t>
       </w:r>
     </w:p>
-    <w:bookmarkStart w:id="20" w:name="title"/>
+    <w:bookmarkStart w:id="22" w:name="title"/>
     <w:p>
       <w:pPr>
         <w:pStyle w:val="Heading1"/>
@@ -93,8 +93,8 @@
         <w:t xml:space="preserve"> </w:t>
       </w:r>
     </w:p>
-    <w:bookmarkEnd w:id="20"/>
-    <w:bookmarkStart w:id="24" w:name="author-note"/>
+    <w:bookmarkEnd w:id="22"/>
+    <w:bookmarkStart w:id="26" w:name="author-note"/>
     <w:p>
       <w:pPr>
         <w:pStyle w:val="Heading1"/>
@@ -113,15 +113,15 @@
       <w:r>
         <w:t xml:space="preserve"> </w:t>
       </w:r>
-      <w:bookmarkStart w:id="21" w:name="orchid"/>
+      <w:bookmarkStart w:id="23" w:name="orchid"/>
       <w:r>
         <w:t xml:space="preserve">Orcid ID Logo: A green circle with white letters ID</w:t>
       </w:r>
-      <w:bookmarkEnd w:id="21"/>
+      <w:bookmarkEnd w:id="23"/>
       <w:r>
         <w:t xml:space="preserve"> </w:t>
       </w:r>
-      <w:hyperlink r:id="rId22">
+      <w:hyperlink r:id="rId24">
         <w:r>
           <w:rPr>
             <w:rStyle w:val="Hyperlink"/>
@@ -160,7 +160,7 @@
         <w:t xml:space="preserve">: </w:t>
       </w:r>
       <w:r>
-        <w:t xml:space="preserve">conceptualización y redacción</w:t>
+        <w:t xml:space="preserve">conceptualización, metodología, análisis formal, investigación, recursos, curación de datos, redacción, visualización, supervisión, y administración del proyecto</w:t>
       </w:r>
     </w:p>
     <w:p>
@@ -168,12 +168,12 @@
         <w:pStyle w:val="BodyText"/>
       </w:pPr>
       <w:r>
-        <w:t xml:space="preserve">La correspondencia relativa a este artículo debe dirigirse a Edison Achalma, Escuela Profesional de Economía, Universidad Nacional de San Cristóbal de Huamanga, Ayacucho, AYA, Perú, Email:</w:t>
+        <w:t xml:space="preserve">La correspondencia relativa a este artículo debe dirigirse a Edison Achalma, Escuela Profesional de Economía, Universidad Nacional de San Cristóbal de Huamanga, Portal Independencia N° 57, Ayacucho, AYA 5001, Perú, Email:</w:t>
       </w:r>
       <w:r>
         <w:t xml:space="preserve"> </w:t>
       </w:r>
-      <w:hyperlink r:id="rId23">
+      <w:hyperlink r:id="rId25">
         <w:r>
           <w:rPr>
             <w:rStyle w:val="Hyperlink"/>
@@ -187,8 +187,8 @@
         <w:br w:type="page"/>
       </w:r>
     </w:p>
-    <w:bookmarkEnd w:id="24"/>
-    <w:bookmarkStart w:id="25" w:name="abstract"/>
+    <w:bookmarkEnd w:id="26"/>
+    <w:bookmarkStart w:id="27" w:name="abstract"/>
     <w:p>
       <w:pPr>
         <w:pStyle w:val="Heading1"/>
@@ -225,8 +225,8 @@
         <w:br w:type="page"/>
       </w:r>
     </w:p>
-    <w:bookmarkEnd w:id="25"/>
-    <w:bookmarkStart w:id="26" w:name="firstheader"/>
+    <w:bookmarkEnd w:id="27"/>
+    <w:bookmarkStart w:id="28" w:name="firstheader"/>
     <w:p>
       <w:pPr>
         <w:pStyle w:val="Heading1"/>
@@ -235,8 +235,8 @@
         <w:t xml:space="preserve">Atajos y comandos avanzados de Vim</w:t>
       </w:r>
     </w:p>
-    <w:bookmarkEnd w:id="26"/>
-    <w:bookmarkStart w:id="30" w:name="introducción-a-vim"/>
+    <w:bookmarkEnd w:id="28"/>
+    <w:bookmarkStart w:id="32" w:name="introducción-a-vim"/>
     <w:p>
       <w:pPr>
         <w:pStyle w:val="Heading1"/>
@@ -301,7 +301,7 @@
         <w:t xml:space="preserve">¡La eficiencia está a solo unos atajos de distancia!</w:t>
       </w:r>
     </w:p>
-    <w:bookmarkStart w:id="27" w:name="qué-es-vim"/>
+    <w:bookmarkStart w:id="29" w:name="qué-es-vim"/>
     <w:p>
       <w:pPr>
         <w:pStyle w:val="Heading2"/>
@@ -338,8 +338,8 @@
         <w:t xml:space="preserve">(Vi mejorado), es un editor de texto altamente configurable y poderoso. Se basa en el antiguo editor de línea de comandos llamado Vi, que ha sido una herramienta estándar en los sistemas Unix durante décadas.</w:t>
       </w:r>
     </w:p>
-    <w:bookmarkEnd w:id="27"/>
-    <w:bookmarkStart w:id="28" w:name="X8ad910f783e072dcba5ff6b2c2eaf7b226224e3"/>
+    <w:bookmarkEnd w:id="29"/>
+    <w:bookmarkStart w:id="30" w:name="X8ad910f783e072dcba5ff6b2c2eaf7b226224e3"/>
     <w:p>
       <w:pPr>
         <w:pStyle w:val="Heading2"/>
@@ -436,8 +436,8 @@
         <w:t xml:space="preserve">: Vim facilita el trabajo con múltiples archivos al mismo tiempo. Puedes abrir y editar varios archivos en diferentes ventanas o pestañas, lo que te permite alternar rápidamente entre ellos y mantener tu flujo de trabajo organizado.</w:t>
       </w:r>
     </w:p>
-    <w:bookmarkEnd w:id="28"/>
-    <w:bookmarkStart w:id="29" w:name="configuración-inicial-de-vim"/>
+    <w:bookmarkEnd w:id="30"/>
+    <w:bookmarkStart w:id="31" w:name="configuración-inicial-de-vim"/>
     <w:p>
       <w:pPr>
         <w:pStyle w:val="Heading2"/>
@@ -543,9 +543,9 @@
         <w:t xml:space="preserve">¡Ahora estás listo para comenzar tu viaje con Vim! En los siguientes apartados, te sumergirás en los atajos de teclado y comandos esenciales que te ayudarán a aprovechar al máximo este poderoso editor de texto.</w:t>
       </w:r>
     </w:p>
-    <w:bookmarkEnd w:id="29"/>
-    <w:bookmarkEnd w:id="30"/>
-    <w:bookmarkStart w:id="34" w:name="modos-de-vim"/>
+    <w:bookmarkEnd w:id="31"/>
+    <w:bookmarkEnd w:id="32"/>
+    <w:bookmarkStart w:id="36" w:name="modos-de-vim"/>
     <w:p>
       <w:pPr>
         <w:pStyle w:val="Heading1"/>
@@ -562,7 +562,7 @@
         <w:t xml:space="preserve">Cuando se trata de Vim, uno de los conceptos clave que necesitas entender son sus modos de funcionamiento. Estos modos determinan cómo interactúas con el texto y son fundamentales para utilizar Vim de manera eficiente.</w:t>
       </w:r>
     </w:p>
-    <w:bookmarkStart w:id="31" w:name="modo-normal"/>
+    <w:bookmarkStart w:id="33" w:name="modo-normal"/>
     <w:p>
       <w:pPr>
         <w:pStyle w:val="Heading2"/>
@@ -579,8 +579,8 @@
         <w:t xml:space="preserve">El modo normal es el modo principal de Vim. Aquí es donde puedes navegar por el archivo, realizar ediciones rápidas y ejecutar comandos. En este modo, las teclas que presiones se interpretan como comandos, no como caracteres para ingresar. Es como convertir tu teclado en un control remoto para manipular el texto.</w:t>
       </w:r>
     </w:p>
-    <w:bookmarkEnd w:id="31"/>
-    <w:bookmarkStart w:id="32" w:name="modo-de-inserción"/>
+    <w:bookmarkEnd w:id="33"/>
+    <w:bookmarkStart w:id="34" w:name="modo-de-inserción"/>
     <w:p>
       <w:pPr>
         <w:pStyle w:val="Heading2"/>
@@ -597,8 +597,8 @@
         <w:t xml:space="preserve">El modo de inserción es donde puedes escribir y editar texto como en cualquier otro editor de texto convencional. Cuando estás en este modo, las teclas que presiones se insertan directamente en el archivo. Es el modo en el que puedes escribir tus palabras y expresarte libremente.</w:t>
       </w:r>
     </w:p>
-    <w:bookmarkEnd w:id="32"/>
-    <w:bookmarkStart w:id="33" w:name="modo-de-comando"/>
+    <w:bookmarkEnd w:id="34"/>
+    <w:bookmarkStart w:id="35" w:name="modo-de-comando"/>
     <w:p>
       <w:pPr>
         <w:pStyle w:val="Heading2"/>
@@ -833,9 +833,9 @@
         </w:tc>
       </w:tr>
     </w:tbl>
-    <w:bookmarkEnd w:id="33"/>
-    <w:bookmarkEnd w:id="34"/>
-    <w:bookmarkStart w:id="35" w:name="guardar-documentos-en-vim"/>
+    <w:bookmarkEnd w:id="35"/>
+    <w:bookmarkEnd w:id="36"/>
+    <w:bookmarkStart w:id="37" w:name="guardar-documentos-en-vim"/>
     <w:p>
       <w:pPr>
         <w:pStyle w:val="Heading1"/>
@@ -1053,8 +1053,8 @@
         </w:tc>
       </w:tr>
     </w:tbl>
-    <w:bookmarkEnd w:id="35"/>
-    <w:bookmarkStart w:id="42" w:name="atajos-de-navegación-y-movimiento"/>
+    <w:bookmarkEnd w:id="37"/>
+    <w:bookmarkStart w:id="44" w:name="atajos-de-navegación-y-movimiento"/>
     <w:p>
       <w:pPr>
         <w:pStyle w:val="Heading1"/>
@@ -1071,7 +1071,7 @@
         <w:t xml:space="preserve">En Vim, existen diversos atajos de teclado que te permiten una mejor navegaciòn y movimiento. A continuación, se muestran las diferentes categorías de atajos junto con sus respectivas funciones:</w:t>
       </w:r>
     </w:p>
-    <w:bookmarkStart w:id="36" w:name="movimiento-básico-con-las-teclas-h-j-k-l"/>
+    <w:bookmarkStart w:id="38" w:name="movimiento-básico-con-las-teclas-h-j-k-l"/>
     <w:p>
       <w:pPr>
         <w:pStyle w:val="Heading2"/>
@@ -1287,8 +1287,8 @@
         </w:tc>
       </w:tr>
     </w:tbl>
-    <w:bookmarkEnd w:id="36"/>
-    <w:bookmarkStart w:id="37" w:name="saltos-rápidos-en-el-archivo-con-gg-y-g"/>
+    <w:bookmarkEnd w:id="38"/>
+    <w:bookmarkStart w:id="39" w:name="saltos-rápidos-en-el-archivo-con-gg-y-g"/>
     <w:p>
       <w:pPr>
         <w:pStyle w:val="Heading2"/>
@@ -1444,8 +1444,8 @@
         </w:tc>
       </w:tr>
     </w:tbl>
-    <w:bookmarkEnd w:id="37"/>
-    <w:bookmarkStart w:id="38" w:name="navegación-por-palabras-con-w-b-e"/>
+    <w:bookmarkEnd w:id="39"/>
+    <w:bookmarkStart w:id="40" w:name="navegación-por-palabras-con-w-b-e"/>
     <w:p>
       <w:pPr>
         <w:pStyle w:val="Heading2"/>
@@ -1652,8 +1652,8 @@
         </w:tc>
       </w:tr>
     </w:tbl>
-    <w:bookmarkEnd w:id="38"/>
-    <w:bookmarkStart w:id="39" w:name="desplazamiento-por-páginas-y-ventanas"/>
+    <w:bookmarkEnd w:id="40"/>
+    <w:bookmarkStart w:id="41" w:name="desplazamiento-por-páginas-y-ventanas"/>
     <w:p>
       <w:pPr>
         <w:pStyle w:val="Heading2"/>
@@ -1911,8 +1911,8 @@
         </w:tc>
       </w:tr>
     </w:tbl>
-    <w:bookmarkEnd w:id="39"/>
-    <w:bookmarkStart w:id="40" w:name="otros-movimientos-del-cursor"/>
+    <w:bookmarkEnd w:id="41"/>
+    <w:bookmarkStart w:id="42" w:name="otros-movimientos-del-cursor"/>
     <w:p>
       <w:pPr>
         <w:pStyle w:val="Heading2"/>
@@ -2245,8 +2245,8 @@
         </w:tc>
       </w:tr>
     </w:tbl>
-    <w:bookmarkEnd w:id="40"/>
-    <w:bookmarkStart w:id="41" w:name="navegación-por-el-documento"/>
+    <w:bookmarkEnd w:id="42"/>
+    <w:bookmarkStart w:id="43" w:name="navegación-por-el-documento"/>
     <w:p>
       <w:pPr>
         <w:pStyle w:val="Heading2"/>
@@ -2591,9 +2591,9 @@
         </w:tc>
       </w:tr>
     </w:tbl>
-    <w:bookmarkEnd w:id="41"/>
-    <w:bookmarkEnd w:id="42"/>
-    <w:bookmarkStart w:id="48" w:name="X1b57aabe5880664421fcdacaf7c9adc7f5eaabc"/>
+    <w:bookmarkEnd w:id="43"/>
+    <w:bookmarkEnd w:id="44"/>
+    <w:bookmarkStart w:id="50" w:name="X1b57aabe5880664421fcdacaf7c9adc7f5eaabc"/>
     <w:p>
       <w:pPr>
         <w:pStyle w:val="Heading1"/>
@@ -2610,7 +2610,7 @@
         <w:t xml:space="preserve">En Vim, existen diversos atajos de teclado que te permiten realizar acciones de edición y manipulación de texto de forma eficiente. A continuación, se muestran las diferentes categorías de atajos junto con sus respectivas funciones explicadas:</w:t>
       </w:r>
     </w:p>
-    <w:bookmarkStart w:id="43" w:name="inserción-y-edición-de-texto"/>
+    <w:bookmarkStart w:id="45" w:name="inserción-y-edición-de-texto"/>
     <w:p>
       <w:pPr>
         <w:pStyle w:val="Heading2"/>
@@ -3069,8 +3069,8 @@
         </w:tc>
       </w:tr>
     </w:tbl>
-    <w:bookmarkEnd w:id="43"/>
-    <w:bookmarkStart w:id="44" w:name="X7b8e3fe56b6f19d10da1d49a4178ce451aaae97"/>
+    <w:bookmarkEnd w:id="45"/>
+    <w:bookmarkStart w:id="46" w:name="X7b8e3fe56b6f19d10da1d49a4178ce451aaae97"/>
     <w:p>
       <w:pPr>
         <w:pStyle w:val="Heading2"/>
@@ -3370,8 +3370,8 @@
         </w:tc>
       </w:tr>
     </w:tbl>
-    <w:bookmarkEnd w:id="44"/>
-    <w:bookmarkStart w:id="45" w:name="X86961edd14e1c6c4e494e4fd1145f54138274e6"/>
+    <w:bookmarkEnd w:id="46"/>
+    <w:bookmarkStart w:id="47" w:name="X86961edd14e1c6c4e494e4fd1145f54138274e6"/>
     <w:p>
       <w:pPr>
         <w:pStyle w:val="Heading2"/>
@@ -3545,8 +3545,8 @@
         </w:tc>
       </w:tr>
     </w:tbl>
-    <w:bookmarkEnd w:id="45"/>
-    <w:bookmarkStart w:id="46" w:name="copiar-y-pegar-texto"/>
+    <w:bookmarkEnd w:id="47"/>
+    <w:bookmarkStart w:id="48" w:name="copiar-y-pegar-texto"/>
     <w:p>
       <w:pPr>
         <w:pStyle w:val="Heading2"/>
@@ -4214,8 +4214,8 @@
         <w:t xml:space="preserve">.</w:t>
       </w:r>
     </w:p>
-    <w:bookmarkEnd w:id="46"/>
-    <w:bookmarkStart w:id="47" w:name="mover-una-línea-de-posición"/>
+    <w:bookmarkEnd w:id="48"/>
+    <w:bookmarkStart w:id="49" w:name="mover-una-línea-de-posición"/>
     <w:p>
       <w:pPr>
         <w:pStyle w:val="Heading2"/>
@@ -4344,9 +4344,9 @@
         </w:tc>
       </w:tr>
     </w:tbl>
-    <w:bookmarkEnd w:id="47"/>
-    <w:bookmarkEnd w:id="48"/>
-    <w:bookmarkStart w:id="53" w:name="X76f84b92efeab28c4bd26c52a013436aa69973d"/>
+    <w:bookmarkEnd w:id="49"/>
+    <w:bookmarkEnd w:id="50"/>
+    <w:bookmarkStart w:id="55" w:name="X76f84b92efeab28c4bd26c52a013436aa69973d"/>
     <w:p>
       <w:pPr>
         <w:pStyle w:val="Heading1"/>
@@ -4355,7 +4355,7 @@
         <w:t xml:space="preserve">6. Selección de texto y acciones en modo visual</w:t>
       </w:r>
     </w:p>
-    <w:bookmarkStart w:id="49" w:name="modo-visual"/>
+    <w:bookmarkStart w:id="51" w:name="modo-visual"/>
     <w:p>
       <w:pPr>
         <w:pStyle w:val="Heading2"/>
@@ -4484,8 +4484,8 @@
         </w:tc>
       </w:tr>
     </w:tbl>
-    <w:bookmarkEnd w:id="49"/>
-    <w:bookmarkStart w:id="50" w:name="selección-de-palabras"/>
+    <w:bookmarkEnd w:id="51"/>
+    <w:bookmarkStart w:id="52" w:name="selección-de-palabras"/>
     <w:p>
       <w:pPr>
         <w:pStyle w:val="Heading2"/>
@@ -4587,8 +4587,8 @@
         </w:tc>
       </w:tr>
     </w:tbl>
-    <w:bookmarkEnd w:id="50"/>
-    <w:bookmarkStart w:id="51" w:name="selección-de-bloques"/>
+    <w:bookmarkEnd w:id="52"/>
+    <w:bookmarkStart w:id="53" w:name="selección-de-bloques"/>
     <w:p>
       <w:pPr>
         <w:pStyle w:val="Heading2"/>
@@ -4798,8 +4798,8 @@
         </w:tc>
       </w:tr>
     </w:tbl>
-    <w:bookmarkEnd w:id="51"/>
-    <w:bookmarkStart w:id="52" w:name="otras-acciones"/>
+    <w:bookmarkEnd w:id="53"/>
+    <w:bookmarkStart w:id="54" w:name="otras-acciones"/>
     <w:p>
       <w:pPr>
         <w:pStyle w:val="Heading2"/>
@@ -5252,9 +5252,9 @@
         </w:tc>
       </w:tr>
     </w:tbl>
-    <w:bookmarkEnd w:id="52"/>
-    <w:bookmarkEnd w:id="53"/>
-    <w:bookmarkStart w:id="57" w:name="crear-marcas-en-un-fichero"/>
+    <w:bookmarkEnd w:id="54"/>
+    <w:bookmarkEnd w:id="55"/>
+    <w:bookmarkStart w:id="59" w:name="crear-marcas-en-un-fichero"/>
     <w:p>
       <w:pPr>
         <w:pStyle w:val="Heading1"/>
@@ -5263,7 +5263,7 @@
         <w:t xml:space="preserve">7. Crear marcas en un fichero</w:t>
       </w:r>
     </w:p>
-    <w:bookmarkStart w:id="54" w:name="crear-marcas"/>
+    <w:bookmarkStart w:id="56" w:name="crear-marcas"/>
     <w:p>
       <w:pPr>
         <w:pStyle w:val="Heading2"/>
@@ -5338,8 +5338,8 @@
         </w:tc>
       </w:tr>
     </w:tbl>
-    <w:bookmarkEnd w:id="54"/>
-    <w:bookmarkStart w:id="55" w:name="trabajar-con-marcas"/>
+    <w:bookmarkEnd w:id="56"/>
+    <w:bookmarkStart w:id="57" w:name="trabajar-con-marcas"/>
     <w:p>
       <w:pPr>
         <w:pStyle w:val="Heading2"/>
@@ -5495,8 +5495,8 @@
         </w:tc>
       </w:tr>
     </w:tbl>
-    <w:bookmarkEnd w:id="55"/>
-    <w:bookmarkStart w:id="56" w:name="eliminar-marcas"/>
+    <w:bookmarkEnd w:id="57"/>
+    <w:bookmarkStart w:id="58" w:name="eliminar-marcas"/>
     <w:p>
       <w:pPr>
         <w:pStyle w:val="Heading2"/>
@@ -5660,9 +5660,9 @@
         <w:t xml:space="preserve">Nota: Si asignamos una marca con letras minúsculas, esta será una marca local y solo estará disponible mientras el fichero esté abierto. Si deseamos que la marca sea permanente, debemos asignarla con letras mayúsculas, creando así marcas globales.</w:t>
       </w:r>
     </w:p>
-    <w:bookmarkEnd w:id="56"/>
-    <w:bookmarkEnd w:id="57"/>
-    <w:bookmarkStart w:id="63" w:name="aplicación-de-sangrías-a-un-texto"/>
+    <w:bookmarkEnd w:id="58"/>
+    <w:bookmarkEnd w:id="59"/>
+    <w:bookmarkStart w:id="65" w:name="aplicación-de-sangrías-a-un-texto"/>
     <w:p>
       <w:pPr>
         <w:pStyle w:val="Heading1"/>
@@ -5671,7 +5671,7 @@
         <w:t xml:space="preserve">8. Aplicación de sangrías a un texto</w:t>
       </w:r>
     </w:p>
-    <w:bookmarkStart w:id="58" w:name="aplicar-sangrías"/>
+    <w:bookmarkStart w:id="60" w:name="aplicar-sangrías"/>
     <w:p>
       <w:pPr>
         <w:pStyle w:val="Heading2"/>
@@ -5773,8 +5773,8 @@
         </w:tc>
       </w:tr>
     </w:tbl>
-    <w:bookmarkEnd w:id="58"/>
-    <w:bookmarkStart w:id="59" w:name="deshacer-sangría"/>
+    <w:bookmarkEnd w:id="60"/>
+    <w:bookmarkStart w:id="61" w:name="deshacer-sangría"/>
     <w:p>
       <w:pPr>
         <w:pStyle w:val="Heading2"/>
@@ -5849,8 +5849,8 @@
         </w:tc>
       </w:tr>
     </w:tbl>
-    <w:bookmarkEnd w:id="59"/>
-    <w:bookmarkStart w:id="60" w:name="pegar-y-ajustar-a-la-sangría-actual"/>
+    <w:bookmarkEnd w:id="61"/>
+    <w:bookmarkStart w:id="62" w:name="pegar-y-ajustar-a-la-sangría-actual"/>
     <w:p>
       <w:pPr>
         <w:pStyle w:val="Heading2"/>
@@ -5925,8 +5925,8 @@
         </w:tc>
       </w:tr>
     </w:tbl>
-    <w:bookmarkEnd w:id="60"/>
-    <w:bookmarkStart w:id="61" w:name="aplicar-sangría-en-modo-visual"/>
+    <w:bookmarkEnd w:id="62"/>
+    <w:bookmarkStart w:id="63" w:name="aplicar-sangría-en-modo-visual"/>
     <w:p>
       <w:pPr>
         <w:pStyle w:val="Heading2"/>
@@ -6001,8 +6001,8 @@
         </w:tc>
       </w:tr>
     </w:tbl>
-    <w:bookmarkEnd w:id="61"/>
-    <w:bookmarkStart w:id="62" w:name="aplicar-sangría-en-modo-insertar"/>
+    <w:bookmarkEnd w:id="63"/>
+    <w:bookmarkStart w:id="64" w:name="aplicar-sangría-en-modo-insertar"/>
     <w:p>
       <w:pPr>
         <w:pStyle w:val="Heading2"/>
@@ -6132,9 +6132,9 @@
         </w:tc>
       </w:tr>
     </w:tbl>
-    <w:bookmarkEnd w:id="62"/>
-    <w:bookmarkEnd w:id="63"/>
-    <w:bookmarkStart w:id="68" w:name="deshacer-y-rehacer-cambios"/>
+    <w:bookmarkEnd w:id="64"/>
+    <w:bookmarkEnd w:id="65"/>
+    <w:bookmarkStart w:id="70" w:name="deshacer-y-rehacer-cambios"/>
     <w:p>
       <w:pPr>
         <w:pStyle w:val="Heading1"/>
@@ -6143,7 +6143,7 @@
         <w:t xml:space="preserve">9. Deshacer y rehacer cambios</w:t>
       </w:r>
     </w:p>
-    <w:bookmarkStart w:id="64" w:name="deshacer-cambios"/>
+    <w:bookmarkStart w:id="66" w:name="deshacer-cambios"/>
     <w:p>
       <w:pPr>
         <w:pStyle w:val="Heading2"/>
@@ -6245,8 +6245,8 @@
         </w:tc>
       </w:tr>
     </w:tbl>
-    <w:bookmarkEnd w:id="64"/>
-    <w:bookmarkStart w:id="65" w:name="restaurar-cambio"/>
+    <w:bookmarkEnd w:id="66"/>
+    <w:bookmarkStart w:id="67" w:name="restaurar-cambio"/>
     <w:p>
       <w:pPr>
         <w:pStyle w:val="Heading2"/>
@@ -6321,8 +6321,8 @@
         </w:tc>
       </w:tr>
     </w:tbl>
-    <w:bookmarkEnd w:id="65"/>
-    <w:bookmarkStart w:id="66" w:name="rehacer-cambios"/>
+    <w:bookmarkEnd w:id="67"/>
+    <w:bookmarkStart w:id="68" w:name="rehacer-cambios"/>
     <w:p>
       <w:pPr>
         <w:pStyle w:val="Heading2"/>
@@ -6424,8 +6424,8 @@
         </w:tc>
       </w:tr>
     </w:tbl>
-    <w:bookmarkEnd w:id="66"/>
-    <w:bookmarkStart w:id="67" w:name="deshacer-y-rehacer-por-tiempo"/>
+    <w:bookmarkEnd w:id="68"/>
+    <w:bookmarkStart w:id="69" w:name="deshacer-y-rehacer-por-tiempo"/>
     <w:p>
       <w:pPr>
         <w:pStyle w:val="Heading2"/>
@@ -6527,9 +6527,9 @@
         </w:tc>
       </w:tr>
     </w:tbl>
-    <w:bookmarkEnd w:id="67"/>
-    <w:bookmarkEnd w:id="68"/>
-    <w:bookmarkStart w:id="73" w:name="eliminar-carateres-y-lineas"/>
+    <w:bookmarkEnd w:id="69"/>
+    <w:bookmarkEnd w:id="70"/>
+    <w:bookmarkStart w:id="75" w:name="eliminar-carateres-y-lineas"/>
     <w:p>
       <w:pPr>
         <w:pStyle w:val="Heading1"/>
@@ -6538,7 +6538,7 @@
         <w:t xml:space="preserve">10. Eliminar carateres y lineas</w:t>
       </w:r>
     </w:p>
-    <w:bookmarkStart w:id="69" w:name="eliminar-caracteres"/>
+    <w:bookmarkStart w:id="71" w:name="eliminar-caracteres"/>
     <w:p>
       <w:pPr>
         <w:pStyle w:val="Heading2"/>
@@ -6721,8 +6721,8 @@
         </w:tc>
       </w:tr>
     </w:tbl>
-    <w:bookmarkEnd w:id="69"/>
-    <w:bookmarkStart w:id="70" w:name="eliminar-palabras"/>
+    <w:bookmarkEnd w:id="71"/>
+    <w:bookmarkStart w:id="72" w:name="eliminar-palabras"/>
     <w:p>
       <w:pPr>
         <w:pStyle w:val="Heading2"/>
@@ -6878,8 +6878,8 @@
         </w:tc>
       </w:tr>
     </w:tbl>
-    <w:bookmarkEnd w:id="70"/>
-    <w:bookmarkStart w:id="71" w:name="eliminar-líneas"/>
+    <w:bookmarkEnd w:id="72"/>
+    <w:bookmarkStart w:id="73" w:name="eliminar-líneas"/>
     <w:p>
       <w:pPr>
         <w:pStyle w:val="Heading2"/>
@@ -7143,8 +7143,8 @@
         </w:tc>
       </w:tr>
     </w:tbl>
-    <w:bookmarkEnd w:id="71"/>
-    <w:bookmarkStart w:id="72" w:name="eliminar-por-patrón"/>
+    <w:bookmarkEnd w:id="73"/>
+    <w:bookmarkStart w:id="74" w:name="eliminar-por-patrón"/>
     <w:p>
       <w:pPr>
         <w:pStyle w:val="Heading2"/>
@@ -7600,9 +7600,9 @@
         <w:t xml:space="preserve">. ¡Es una forma rápida y eficiente de seleccionar y eliminar el texto que desees!</w:t>
       </w:r>
     </w:p>
-    <w:bookmarkEnd w:id="72"/>
-    <w:bookmarkEnd w:id="73"/>
-    <w:bookmarkStart w:id="81" w:name="búsqueda-y-reemplazo"/>
+    <w:bookmarkEnd w:id="74"/>
+    <w:bookmarkEnd w:id="75"/>
+    <w:bookmarkStart w:id="83" w:name="búsqueda-y-reemplazo"/>
     <w:p>
       <w:pPr>
         <w:pStyle w:val="Heading1"/>
@@ -7619,7 +7619,7 @@
         <w:t xml:space="preserve">En Vim, la capacidad de buscar y reemplazar texto de manera eficiente es fundamental. A continuación, se presentan las diferentes categorías de acciones de búsqueda y reemplazo, junto con sus respectivos atajos de teclado y comandos:</w:t>
       </w:r>
     </w:p>
-    <w:bookmarkStart w:id="74" w:name="búsqueda-de-texto-o-frase"/>
+    <w:bookmarkStart w:id="76" w:name="búsqueda-de-texto-o-frase"/>
     <w:p>
       <w:pPr>
         <w:pStyle w:val="Heading2"/>
@@ -7988,8 +7988,8 @@
         </w:tc>
       </w:tr>
     </w:tbl>
-    <w:bookmarkEnd w:id="74"/>
-    <w:bookmarkStart w:id="75" w:name="X0e94f106a844c065f43bae27556b9c2719a3eb4"/>
+    <w:bookmarkEnd w:id="76"/>
+    <w:bookmarkStart w:id="77" w:name="X0e94f106a844c065f43bae27556b9c2719a3eb4"/>
     <w:p>
       <w:pPr>
         <w:pStyle w:val="Heading2"/>
@@ -8121,8 +8121,8 @@
         </w:tc>
       </w:tr>
     </w:tbl>
-    <w:bookmarkEnd w:id="75"/>
-    <w:bookmarkStart w:id="76" w:name="reemplazo-de-texto"/>
+    <w:bookmarkEnd w:id="77"/>
+    <w:bookmarkStart w:id="78" w:name="reemplazo-de-texto"/>
     <w:p>
       <w:pPr>
         <w:pStyle w:val="Heading2"/>
@@ -8302,8 +8302,8 @@
         </w:tc>
       </w:tr>
     </w:tbl>
-    <w:bookmarkEnd w:id="76"/>
-    <w:bookmarkStart w:id="77" w:name="reemplazo-de-caracteres"/>
+    <w:bookmarkEnd w:id="78"/>
+    <w:bookmarkStart w:id="79" w:name="reemplazo-de-caracteres"/>
     <w:p>
       <w:pPr>
         <w:pStyle w:val="Heading2"/>
@@ -8477,8 +8477,8 @@
         </w:tc>
       </w:tr>
     </w:tbl>
-    <w:bookmarkEnd w:id="77"/>
-    <w:bookmarkStart w:id="78" w:name="búsqueda-y-reemplazo-de-palabras"/>
+    <w:bookmarkEnd w:id="79"/>
+    <w:bookmarkStart w:id="80" w:name="búsqueda-y-reemplazo-de-palabras"/>
     <w:p>
       <w:pPr>
         <w:pStyle w:val="Heading2"/>
@@ -8844,8 +8844,8 @@
         </w:tc>
       </w:tr>
     </w:tbl>
-    <w:bookmarkEnd w:id="78"/>
-    <w:bookmarkStart w:id="79" w:name="Xc4929a348977d47c7769231ac4e835c9654f71f"/>
+    <w:bookmarkEnd w:id="80"/>
+    <w:bookmarkStart w:id="81" w:name="Xc4929a348977d47c7769231ac4e835c9654f71f"/>
     <w:p>
       <w:pPr>
         <w:pStyle w:val="Heading2"/>
@@ -9118,8 +9118,8 @@
         </w:tc>
       </w:tr>
     </w:tbl>
-    <w:bookmarkEnd w:id="79"/>
-    <w:bookmarkStart w:id="80" w:name="transformación-de-texto"/>
+    <w:bookmarkEnd w:id="81"/>
+    <w:bookmarkStart w:id="82" w:name="transformación-de-texto"/>
     <w:p>
       <w:pPr>
         <w:pStyle w:val="Heading2"/>
@@ -9220,9 +9220,9 @@
         </w:tc>
       </w:tr>
     </w:tbl>
-    <w:bookmarkEnd w:id="80"/>
-    <w:bookmarkEnd w:id="81"/>
-    <w:bookmarkStart w:id="84" w:name="especificando-rangos"/>
+    <w:bookmarkEnd w:id="82"/>
+    <w:bookmarkEnd w:id="83"/>
+    <w:bookmarkStart w:id="86" w:name="especificando-rangos"/>
     <w:p>
       <w:pPr>
         <w:pStyle w:val="Heading1"/>
@@ -9231,7 +9231,7 @@
         <w:t xml:space="preserve">12. Especificando rangos</w:t>
       </w:r>
     </w:p>
-    <w:bookmarkStart w:id="82" w:name="símbolos-para-especificar-rangos"/>
+    <w:bookmarkStart w:id="84" w:name="símbolos-para-especificar-rangos"/>
     <w:p>
       <w:pPr>
         <w:pStyle w:val="Heading2"/>
@@ -9360,8 +9360,8 @@
         </w:tc>
       </w:tr>
     </w:tbl>
-    <w:bookmarkEnd w:id="82"/>
-    <w:bookmarkStart w:id="83" w:name="X49048f92cec79c4293ec74e42d0f34854bb22ad"/>
+    <w:bookmarkEnd w:id="84"/>
+    <w:bookmarkStart w:id="85" w:name="X49048f92cec79c4293ec74e42d0f34854bb22ad"/>
     <w:p>
       <w:pPr>
         <w:pStyle w:val="Heading2"/>
@@ -9508,9 +9508,9 @@
         </w:tc>
       </w:tr>
     </w:tbl>
-    <w:bookmarkEnd w:id="83"/>
-    <w:bookmarkEnd w:id="84"/>
-    <w:bookmarkStart w:id="85" w:name="juntar-2-líneas"/>
+    <w:bookmarkEnd w:id="85"/>
+    <w:bookmarkEnd w:id="86"/>
+    <w:bookmarkStart w:id="87" w:name="juntar-2-líneas"/>
     <w:p>
       <w:pPr>
         <w:pStyle w:val="Heading1"/>
@@ -9639,8 +9639,8 @@
         </w:tc>
       </w:tr>
     </w:tbl>
-    <w:bookmarkEnd w:id="85"/>
-    <w:bookmarkStart w:id="86" w:name="X6cb2e88b76d0c4f993b5f0e6835fd56c8bb841e"/>
+    <w:bookmarkEnd w:id="87"/>
+    <w:bookmarkStart w:id="88" w:name="X6cb2e88b76d0c4f993b5f0e6835fd56c8bb841e"/>
     <w:p>
       <w:pPr>
         <w:pStyle w:val="Heading1"/>
@@ -10081,8 +10081,8 @@
         <w:t xml:space="preserve">.</w:t>
       </w:r>
     </w:p>
-    <w:bookmarkEnd w:id="86"/>
-    <w:bookmarkStart w:id="91" w:name="registros-o-portapapeles"/>
+    <w:bookmarkEnd w:id="88"/>
+    <w:bookmarkStart w:id="93" w:name="registros-o-portapapeles"/>
     <w:p>
       <w:pPr>
         <w:pStyle w:val="Heading1"/>
@@ -10091,7 +10091,7 @@
         <w:t xml:space="preserve">15. Registros o portapapeles</w:t>
       </w:r>
     </w:p>
-    <w:bookmarkStart w:id="87" w:name="mostrar-y-gestionar-los-registros"/>
+    <w:bookmarkStart w:id="89" w:name="mostrar-y-gestionar-los-registros"/>
     <w:p>
       <w:pPr>
         <w:pStyle w:val="Heading2"/>
@@ -10637,8 +10637,8 @@
         <w:t xml:space="preserve">.</w:t>
       </w:r>
     </w:p>
-    <w:bookmarkEnd w:id="87"/>
-    <w:bookmarkStart w:id="88" w:name="registros-numéricos"/>
+    <w:bookmarkEnd w:id="89"/>
+    <w:bookmarkStart w:id="90" w:name="registros-numéricos"/>
     <w:p>
       <w:pPr>
         <w:pStyle w:val="Heading2"/>
@@ -10872,8 +10872,8 @@
         </w:tc>
       </w:tr>
     </w:tbl>
-    <w:bookmarkEnd w:id="88"/>
-    <w:bookmarkStart w:id="89" w:name="registros-de-lectura"/>
+    <w:bookmarkEnd w:id="90"/>
+    <w:bookmarkStart w:id="91" w:name="registros-de-lectura"/>
     <w:p>
       <w:pPr>
         <w:pStyle w:val="Heading2"/>
@@ -11009,8 +11009,8 @@
         <w:t xml:space="preserve">Estos registros de lectura te permiten acceder a información relevante, como el último comando ejecutado, la ruta del archivo en edición y el último texto insertado. Puedes utilizar estos registros en tus flujos de trabajo de Vim para mejorar tu productividad.</w:t>
       </w:r>
     </w:p>
-    <w:bookmarkEnd w:id="89"/>
-    <w:bookmarkStart w:id="90" w:name="registros-especiales"/>
+    <w:bookmarkEnd w:id="91"/>
+    <w:bookmarkStart w:id="92" w:name="registros-especiales"/>
     <w:p>
       <w:pPr>
         <w:pStyle w:val="Heading2"/>
@@ -11329,9 +11329,9 @@
         <w:t xml:space="preserve">, lo que significa que no se borran al cerrar Vim. Esto te permite mantener tus registros guardados y acceder a ellos en sesiones posteriores.</w:t>
       </w:r>
     </w:p>
-    <w:bookmarkEnd w:id="90"/>
-    <w:bookmarkEnd w:id="91"/>
-    <w:bookmarkStart w:id="92" w:name="X1bd8e9c1da47ec9b85ec8094137f039d9243672"/>
+    <w:bookmarkEnd w:id="92"/>
+    <w:bookmarkEnd w:id="93"/>
+    <w:bookmarkStart w:id="94" w:name="X1bd8e9c1da47ec9b85ec8094137f039d9243672"/>
     <w:p>
       <w:pPr>
         <w:pStyle w:val="Heading1"/>
@@ -11520,8 +11520,8 @@
         </w:tc>
       </w:tr>
     </w:tbl>
-    <w:bookmarkEnd w:id="92"/>
-    <w:bookmarkStart w:id="93" w:name="encadenar-comandos-en-vim"/>
+    <w:bookmarkEnd w:id="94"/>
+    <w:bookmarkStart w:id="95" w:name="encadenar-comandos-en-vim"/>
     <w:p>
       <w:pPr>
         <w:pStyle w:val="Heading1"/>
@@ -11663,8 +11663,8 @@
         <w:t xml:space="preserve">.</w:t>
       </w:r>
     </w:p>
-    <w:bookmarkEnd w:id="93"/>
-    <w:bookmarkStart w:id="98" w:name="X457374711555b8c96bc50e63083a0ecff68dc42"/>
+    <w:bookmarkEnd w:id="95"/>
+    <w:bookmarkStart w:id="100" w:name="X457374711555b8c96bc50e63083a0ecff68dc42"/>
     <w:p>
       <w:pPr>
         <w:pStyle w:val="Heading1"/>
@@ -11681,7 +11681,7 @@
         <w:t xml:space="preserve">En Vim, tienes la capacidad de trabajar con múltiples archivos y ventanas para organizar tu flujo de trabajo de manera eficiente. A continuación, se presentan las diferentes acciones relacionadas con la apertura, cierre y navegación entre archivos y ventanas, junto con sus respectivos Combinación de teclas o comandos:</w:t>
       </w:r>
     </w:p>
-    <w:bookmarkStart w:id="94" w:name="apertura-de-archivos"/>
+    <w:bookmarkStart w:id="96" w:name="apertura-de-archivos"/>
     <w:p>
       <w:pPr>
         <w:pStyle w:val="Heading2"/>
@@ -12107,8 +12107,8 @@
         </w:tc>
       </w:tr>
     </w:tbl>
-    <w:bookmarkEnd w:id="94"/>
-    <w:bookmarkStart w:id="95" w:name="cierre-de-archivos"/>
+    <w:bookmarkEnd w:id="96"/>
+    <w:bookmarkStart w:id="97" w:name="cierre-de-archivos"/>
     <w:p>
       <w:pPr>
         <w:pStyle w:val="Heading2"/>
@@ -12395,8 +12395,8 @@
         </w:tc>
       </w:tr>
     </w:tbl>
-    <w:bookmarkEnd w:id="95"/>
-    <w:bookmarkStart w:id="96" w:name="trabajar-con-pestañas"/>
+    <w:bookmarkEnd w:id="97"/>
+    <w:bookmarkStart w:id="98" w:name="trabajar-con-pestañas"/>
     <w:p>
       <w:pPr>
         <w:pStyle w:val="Heading2"/>
@@ -13139,8 +13139,8 @@
         </w:tc>
       </w:tr>
     </w:tbl>
-    <w:bookmarkEnd w:id="96"/>
-    <w:bookmarkStart w:id="97" w:name="X930d3f1ca3941108d04eec70520ccac2a912a1c"/>
+    <w:bookmarkEnd w:id="98"/>
+    <w:bookmarkStart w:id="99" w:name="X930d3f1ca3941108d04eec70520ccac2a912a1c"/>
     <w:p>
       <w:pPr>
         <w:pStyle w:val="Heading2"/>
@@ -14271,9 +14271,9 @@
         </w:tc>
       </w:tr>
     </w:tbl>
-    <w:bookmarkEnd w:id="97"/>
-    <w:bookmarkEnd w:id="98"/>
-    <w:bookmarkStart w:id="102" w:name="personalización-y-configuración-de-vim"/>
+    <w:bookmarkEnd w:id="99"/>
+    <w:bookmarkEnd w:id="100"/>
+    <w:bookmarkStart w:id="104" w:name="personalización-y-configuración-de-vim"/>
     <w:p>
       <w:pPr>
         <w:pStyle w:val="Heading1"/>
@@ -14290,7 +14290,7 @@
         <w:t xml:space="preserve">Una de las ventajas más destacadas de Vim es su alta capacidad de personalización y configuración. Puedes adaptar el editor según tus preferencias y necesidades. A continuación, te presento las diferentes opciones para personalizar y configurar Vim, junto con sus respectivas características:</w:t>
       </w:r>
     </w:p>
-    <w:bookmarkStart w:id="99" w:name="personalización-del-archivo-.vimrc"/>
+    <w:bookmarkStart w:id="101" w:name="personalización-del-archivo-.vimrc"/>
     <w:p>
       <w:pPr>
         <w:pStyle w:val="Heading2"/>
@@ -14322,8 +14322,8 @@
         <w:t xml:space="preserve">es donde puedes definir tus preferencias de Vim. Puedes personalizar aspectos como el color del fondo, el tamaño de la fuente, las opciones de resaltado de sintaxis y mucho más. Edita este archivo para que Vim se ajuste a tu estilo y preferencias personales. ¡Haz de Vim tu editor único!</w:t>
       </w:r>
     </w:p>
-    <w:bookmarkEnd w:id="99"/>
-    <w:bookmarkStart w:id="100" w:name="uso-de-plugins-y-extensiones"/>
+    <w:bookmarkEnd w:id="101"/>
+    <w:bookmarkStart w:id="102" w:name="uso-de-plugins-y-extensiones"/>
     <w:p>
       <w:pPr>
         <w:pStyle w:val="Heading2"/>
@@ -14340,8 +14340,8 @@
         <w:t xml:space="preserve">Vim cuenta con una amplia gama de plugins y extensiones que te permiten ampliar sus funcionalidades. Puedes agregar complementos para la administración de proyectos, resaltado de sintaxis avanzado, autocompletado y mucho más. Explora la comunidad de plugins de Vim y encuentra las herramientas que se adapten mejor a tus necesidades. ¡Potencia tus capacidades editoriales!</w:t>
       </w:r>
     </w:p>
-    <w:bookmarkEnd w:id="100"/>
-    <w:bookmarkStart w:id="101" w:name="X7e5a5ad2e749ab456af0cfb3a059c9f913d9de6"/>
+    <w:bookmarkEnd w:id="102"/>
+    <w:bookmarkStart w:id="103" w:name="X7e5a5ad2e749ab456af0cfb3a059c9f913d9de6"/>
     <w:p>
       <w:pPr>
         <w:pStyle w:val="Heading2"/>
@@ -14358,9 +14358,9 @@
         <w:t xml:space="preserve">Vim te permite personalizar los atajos de teclado según tus preferencias. Puedes asignar tus propias combinaciones de teclas para realizar acciones específicas, como guardar un archivo, buscar y reemplazar, o incluso para ejecutar comandos personalizados. Configura tus atajos de teclado para trabajar de manera más eficiente y adaptada a tu flujo de trabajo. ¡Crea tu propio mapa de atajos!</w:t>
       </w:r>
     </w:p>
-    <w:bookmarkEnd w:id="101"/>
-    <w:bookmarkEnd w:id="102"/>
-    <w:bookmarkStart w:id="107" w:name="consejos-y-trucos-avanzados"/>
+    <w:bookmarkEnd w:id="103"/>
+    <w:bookmarkEnd w:id="104"/>
+    <w:bookmarkStart w:id="109" w:name="consejos-y-trucos-avanzados"/>
     <w:p>
       <w:pPr>
         <w:pStyle w:val="Heading1"/>
@@ -14377,7 +14377,7 @@
         <w:t xml:space="preserve">En esta sección, exploraremos algunos consejos y trucos avanzados para aprovechar al máximo Vim. Estos recursos te permitirán mejorar tu flujo de trabajo y aumentar tu productividad. ¡Descubre cómo darle un impulso a tu experiencia con Vim!</w:t>
       </w:r>
     </w:p>
-    <w:bookmarkStart w:id="103" w:name="uso-de-marcadores"/>
+    <w:bookmarkStart w:id="105" w:name="uso-de-marcadores"/>
     <w:p>
       <w:pPr>
         <w:pStyle w:val="Heading2"/>
@@ -14439,8 +14439,8 @@
         <w:t xml:space="preserve">para saltar al marcador. ¡No pierdas nunca la pista de tus puntos clave!</w:t>
       </w:r>
     </w:p>
-    <w:bookmarkEnd w:id="103"/>
-    <w:bookmarkStart w:id="104" w:name="autocompletado-y-omnicomplete"/>
+    <w:bookmarkEnd w:id="105"/>
+    <w:bookmarkStart w:id="106" w:name="autocompletado-y-omnicomplete"/>
     <w:p>
       <w:pPr>
         <w:pStyle w:val="Heading2"/>
@@ -14514,8 +14514,8 @@
         <w:t xml:space="preserve">. ¡Escribe código de forma más rápida y precisa!</w:t>
       </w:r>
     </w:p>
-    <w:bookmarkEnd w:id="104"/>
-    <w:bookmarkStart w:id="105" w:name="trabajo-con-macros"/>
+    <w:bookmarkEnd w:id="106"/>
+    <w:bookmarkStart w:id="107" w:name="trabajo-con-macros"/>
     <w:p>
       <w:pPr>
         <w:pStyle w:val="Heading2"/>
@@ -14559,8 +14559,8 @@
         <w:t xml:space="preserve">. ¡Automatiza tareas tediosas y ahorra tiempo!</w:t>
       </w:r>
     </w:p>
-    <w:bookmarkEnd w:id="105"/>
-    <w:bookmarkStart w:id="106" w:name="uso-de-scripts-y-automatización"/>
+    <w:bookmarkEnd w:id="107"/>
+    <w:bookmarkStart w:id="108" w:name="uso-de-scripts-y-automatización"/>
     <w:p>
       <w:pPr>
         <w:pStyle w:val="Heading2"/>
@@ -14577,9 +14577,9 @@
         <w:t xml:space="preserve">Vim ofrece la posibilidad de utilizar scripts para personalizar y automatizar tareas. Puedes crear tus propios scripts en lenguajes como VimScript o Python y ejecutarlos dentro de Vim. Esto te permite realizar acciones complejas y personalizadas de manera más eficiente. Explora la documentación de Vim para aprender cómo escribir y ejecutar scripts. ¡Haz que Vim se adapte aún más a tus necesidades!</w:t>
       </w:r>
     </w:p>
-    <w:bookmarkEnd w:id="106"/>
-    <w:bookmarkEnd w:id="107"/>
-    <w:bookmarkStart w:id="111" w:name="recursos-adicionales"/>
+    <w:bookmarkEnd w:id="108"/>
+    <w:bookmarkEnd w:id="109"/>
+    <w:bookmarkStart w:id="113" w:name="recursos-adicionales"/>
     <w:p>
       <w:pPr>
         <w:pStyle w:val="Heading1"/>
@@ -14596,7 +14596,7 @@
         <w:t xml:space="preserve">En esta sección, te proporcionaremos algunos recursos adicionales para que puedas profundizar en tus conocimientos sobre Vim y aprovechar al máximo este poderoso editor de texto.</w:t>
       </w:r>
     </w:p>
-    <w:bookmarkStart w:id="108" w:name="Xe9c0c9ba28f0e2a70da339d4c25f287594127fe"/>
+    <w:bookmarkStart w:id="110" w:name="Xe9c0c9ba28f0e2a70da339d4c25f287594127fe"/>
     <w:p>
       <w:pPr>
         <w:pStyle w:val="Heading2"/>
@@ -14628,8 +14628,8 @@
         <w:t xml:space="preserve">dentro de Vim. Este recurso abarca todos los aspectos del editor y proporciona explicaciones detalladas de los comandos, configuraciones y características. Consulta la documentación oficial para tener una referencia confiable y completa sobre Vim.</w:t>
       </w:r>
     </w:p>
-    <w:bookmarkEnd w:id="108"/>
-    <w:bookmarkStart w:id="109" w:name="comunidades-y-foros-de-usuarios-de-vim"/>
+    <w:bookmarkEnd w:id="110"/>
+    <w:bookmarkStart w:id="111" w:name="comunidades-y-foros-de-usuarios-de-vim"/>
     <w:p>
       <w:pPr>
         <w:pStyle w:val="Heading2"/>
@@ -14646,8 +14646,8 @@
         <w:t xml:space="preserve">Existen diversas comunidades en línea donde puedes encontrar apoyo y compartir conocimientos con otros usuarios de Vim. Reddit cuenta con un subreddit dedicado a Vim (/r/vim), donde puedes hacer preguntas, compartir consejos y estar al tanto de las últimas novedades relacionadas con Vim. Además, hay foros como VimGolf y Vim Tips Wiki que ofrecen desafíos y consejos prácticos para mejorar tus habilidades en Vim. Únete a estas comunidades para aprender de otros entusiastas de Vim.</w:t>
       </w:r>
     </w:p>
-    <w:bookmarkEnd w:id="109"/>
-    <w:bookmarkStart w:id="110" w:name="X7bab25ea047ddc72da45fc2d058a89a918c3478"/>
+    <w:bookmarkEnd w:id="111"/>
+    <w:bookmarkStart w:id="112" w:name="X7bab25ea047ddc72da45fc2d058a89a918c3478"/>
     <w:p>
       <w:pPr>
         <w:pStyle w:val="Heading2"/>
@@ -14708,9 +14708,9 @@
         <w:t xml:space="preserve">Explora estos recursos adicionales para continuar mejorando tus habilidades en Vim y descubrir nuevas técnicas y trucos. Recuerda que la práctica regular y la experimentación son clave para dominar Vim.</w:t>
       </w:r>
     </w:p>
-    <w:bookmarkEnd w:id="110"/>
-    <w:bookmarkEnd w:id="111"/>
-    <w:bookmarkStart w:id="146" w:name="publicaciones-similares"/>
+    <w:bookmarkEnd w:id="112"/>
+    <w:bookmarkEnd w:id="113"/>
+    <w:bookmarkStart w:id="156" w:name="publicaciones-similares"/>
     <w:p>
       <w:pPr>
         <w:pStyle w:val="Heading1"/>
@@ -14735,11 +14735,11 @@
           <w:numId w:val="1005"/>
         </w:numPr>
       </w:pPr>
-      <w:hyperlink r:id="rId112"/>
+      <w:hyperlink r:id="rId114"/>
       <w:r>
         <w:t xml:space="preserve"> </w:t>
       </w:r>
-      <w:hyperlink r:id="rId113">
+      <w:hyperlink r:id="rId115">
         <w:r>
           <w:rPr>
             <w:rStyle w:val="Hyperlink"/>
@@ -14756,11 +14756,11 @@
           <w:numId w:val="1005"/>
         </w:numPr>
       </w:pPr>
-      <w:hyperlink r:id="rId114"/>
+      <w:hyperlink r:id="rId116"/>
       <w:r>
         <w:t xml:space="preserve"> </w:t>
       </w:r>
-      <w:hyperlink r:id="rId115">
+      <w:hyperlink r:id="rId117">
         <w:r>
           <w:rPr>
             <w:rStyle w:val="Hyperlink"/>
@@ -14777,11 +14777,11 @@
           <w:numId w:val="1005"/>
         </w:numPr>
       </w:pPr>
-      <w:hyperlink r:id="rId116"/>
+      <w:hyperlink r:id="rId118"/>
       <w:r>
         <w:t xml:space="preserve"> </w:t>
       </w:r>
-      <w:hyperlink r:id="rId117">
+      <w:hyperlink r:id="rId119">
         <w:r>
           <w:rPr>
             <w:rStyle w:val="Hyperlink"/>
@@ -14798,16 +14798,16 @@
           <w:numId w:val="1005"/>
         </w:numPr>
       </w:pPr>
-      <w:hyperlink r:id="rId118"/>
+      <w:hyperlink r:id="rId120"/>
       <w:r>
         <w:t xml:space="preserve"> </w:t>
       </w:r>
-      <w:hyperlink r:id="rId119">
+      <w:hyperlink r:id="rId121">
         <w:r>
           <w:rPr>
             <w:rStyle w:val="Hyperlink"/>
           </w:rPr>
-          <w:t xml:space="preserve">Usando Apk En Windown 11</w:t>
+          <w:t xml:space="preserve">Scrcpy</w:t>
         </w:r>
       </w:hyperlink>
     </w:p>
@@ -14819,11 +14819,11 @@
           <w:numId w:val="1005"/>
         </w:numPr>
       </w:pPr>
-      <w:hyperlink r:id="rId120"/>
+      <w:hyperlink r:id="rId122"/>
       <w:r>
         <w:t xml:space="preserve"> </w:t>
       </w:r>
-      <w:hyperlink r:id="rId121">
+      <w:hyperlink r:id="rId123">
         <w:r>
           <w:rPr>
             <w:rStyle w:val="Hyperlink"/>
@@ -14840,11 +14840,11 @@
           <w:numId w:val="1005"/>
         </w:numPr>
       </w:pPr>
-      <w:hyperlink r:id="rId122"/>
+      <w:hyperlink r:id="rId124"/>
       <w:r>
         <w:t xml:space="preserve"> </w:t>
       </w:r>
-      <w:hyperlink r:id="rId123">
+      <w:hyperlink r:id="rId125">
         <w:r>
           <w:rPr>
             <w:rStyle w:val="Hyperlink"/>
@@ -14861,11 +14861,11 @@
           <w:numId w:val="1005"/>
         </w:numPr>
       </w:pPr>
-      <w:hyperlink r:id="rId124"/>
+      <w:hyperlink r:id="rId126"/>
       <w:r>
         <w:t xml:space="preserve"> </w:t>
       </w:r>
-      <w:hyperlink r:id="rId125">
+      <w:hyperlink r:id="rId127">
         <w:r>
           <w:rPr>
             <w:rStyle w:val="Hyperlink"/>
@@ -14882,11 +14882,11 @@
           <w:numId w:val="1005"/>
         </w:numPr>
       </w:pPr>
-      <w:hyperlink r:id="rId126"/>
+      <w:hyperlink r:id="rId128"/>
       <w:r>
         <w:t xml:space="preserve"> </w:t>
       </w:r>
-      <w:hyperlink r:id="rId127">
+      <w:hyperlink r:id="rId129">
         <w:r>
           <w:rPr>
             <w:rStyle w:val="Hyperlink"/>
@@ -14903,11 +14903,11 @@
           <w:numId w:val="1005"/>
         </w:numPr>
       </w:pPr>
-      <w:hyperlink r:id="rId128"/>
+      <w:hyperlink r:id="rId130"/>
       <w:r>
         <w:t xml:space="preserve"> </w:t>
       </w:r>
-      <w:hyperlink r:id="rId129">
+      <w:hyperlink r:id="rId131">
         <w:r>
           <w:rPr>
             <w:rStyle w:val="Hyperlink"/>
@@ -14924,11 +14924,11 @@
           <w:numId w:val="1005"/>
         </w:numPr>
       </w:pPr>
-      <w:hyperlink r:id="rId130"/>
+      <w:hyperlink r:id="rId132"/>
       <w:r>
         <w:t xml:space="preserve"> </w:t>
       </w:r>
-      <w:hyperlink r:id="rId131">
+      <w:hyperlink r:id="rId133">
         <w:r>
           <w:rPr>
             <w:rStyle w:val="Hyperlink"/>
@@ -14945,11 +14945,11 @@
           <w:numId w:val="1005"/>
         </w:numPr>
       </w:pPr>
-      <w:hyperlink r:id="rId132"/>
+      <w:hyperlink r:id="rId134"/>
       <w:r>
         <w:t xml:space="preserve"> </w:t>
       </w:r>
-      <w:hyperlink r:id="rId133">
+      <w:hyperlink r:id="rId135">
         <w:r>
           <w:rPr>
             <w:rStyle w:val="Hyperlink"/>
@@ -14966,11 +14966,11 @@
           <w:numId w:val="1005"/>
         </w:numPr>
       </w:pPr>
-      <w:hyperlink r:id="rId134"/>
+      <w:hyperlink r:id="rId136"/>
       <w:r>
         <w:t xml:space="preserve"> </w:t>
       </w:r>
-      <w:hyperlink r:id="rId135">
+      <w:hyperlink r:id="rId137">
         <w:r>
           <w:rPr>
             <w:rStyle w:val="Hyperlink"/>
@@ -14987,11 +14987,11 @@
           <w:numId w:val="1005"/>
         </w:numPr>
       </w:pPr>
-      <w:hyperlink r:id="rId136"/>
+      <w:hyperlink r:id="rId138"/>
       <w:r>
         <w:t xml:space="preserve"> </w:t>
       </w:r>
-      <w:hyperlink r:id="rId137">
+      <w:hyperlink r:id="rId139">
         <w:r>
           <w:rPr>
             <w:rStyle w:val="Hyperlink"/>
@@ -15008,11 +15008,11 @@
           <w:numId w:val="1005"/>
         </w:numPr>
       </w:pPr>
-      <w:hyperlink r:id="rId138"/>
+      <w:hyperlink r:id="rId140"/>
       <w:r>
         <w:t xml:space="preserve"> </w:t>
       </w:r>
-      <w:hyperlink r:id="rId139">
+      <w:hyperlink r:id="rId141">
         <w:r>
           <w:rPr>
             <w:rStyle w:val="Hyperlink"/>
@@ -15029,11 +15029,11 @@
           <w:numId w:val="1005"/>
         </w:numPr>
       </w:pPr>
-      <w:hyperlink r:id="rId140"/>
+      <w:hyperlink r:id="rId142"/>
       <w:r>
         <w:t xml:space="preserve"> </w:t>
       </w:r>
-      <w:hyperlink r:id="rId141">
+      <w:hyperlink r:id="rId143">
         <w:r>
           <w:rPr>
             <w:rStyle w:val="Hyperlink"/>
@@ -15050,11 +15050,11 @@
           <w:numId w:val="1005"/>
         </w:numPr>
       </w:pPr>
-      <w:hyperlink r:id="rId142"/>
+      <w:hyperlink r:id="rId144"/>
       <w:r>
         <w:t xml:space="preserve"> </w:t>
       </w:r>
-      <w:hyperlink r:id="rId143">
+      <w:hyperlink r:id="rId145">
         <w:r>
           <w:rPr>
             <w:rStyle w:val="Hyperlink"/>
@@ -15071,11 +15071,11 @@
           <w:numId w:val="1005"/>
         </w:numPr>
       </w:pPr>
-      <w:hyperlink r:id="rId144"/>
+      <w:hyperlink r:id="rId146"/>
       <w:r>
         <w:t xml:space="preserve"> </w:t>
       </w:r>
-      <w:hyperlink r:id="rId145">
+      <w:hyperlink r:id="rId147">
         <w:r>
           <w:rPr>
             <w:rStyle w:val="Hyperlink"/>
@@ -15086,20 +15086,104 @@
     </w:p>
     <w:p>
       <w:pPr>
+        <w:pStyle w:val="Compact"/>
+        <w:numPr>
+          <w:ilvl w:val="0"/>
+          <w:numId w:val="1005"/>
+        </w:numPr>
+      </w:pPr>
+      <w:hyperlink r:id="rId148"/>
+      <w:r>
+        <w:t xml:space="preserve"> </w:t>
+      </w:r>
+      <w:hyperlink r:id="rId149">
+        <w:r>
+          <w:rPr>
+            <w:rStyle w:val="Hyperlink"/>
+          </w:rPr>
+          <w:t xml:space="preserve">Guia De Ranger</w:t>
+        </w:r>
+      </w:hyperlink>
+    </w:p>
+    <w:p>
+      <w:pPr>
+        <w:pStyle w:val="Compact"/>
+        <w:numPr>
+          <w:ilvl w:val="0"/>
+          <w:numId w:val="1005"/>
+        </w:numPr>
+      </w:pPr>
+      <w:hyperlink r:id="rId150"/>
+      <w:r>
+        <w:t xml:space="preserve"> </w:t>
+      </w:r>
+      <w:hyperlink r:id="rId151">
+        <w:r>
+          <w:rPr>
+            <w:rStyle w:val="Hyperlink"/>
+          </w:rPr>
+          <w:t xml:space="preserve">Guia De Kitty Terminal</w:t>
+        </w:r>
+      </w:hyperlink>
+    </w:p>
+    <w:p>
+      <w:pPr>
+        <w:pStyle w:val="Compact"/>
+        <w:numPr>
+          <w:ilvl w:val="0"/>
+          <w:numId w:val="1005"/>
+        </w:numPr>
+      </w:pPr>
+      <w:hyperlink r:id="rId152"/>
+      <w:r>
+        <w:t xml:space="preserve"> </w:t>
+      </w:r>
+      <w:hyperlink r:id="rId153">
+        <w:r>
+          <w:rPr>
+            <w:rStyle w:val="Hyperlink"/>
+          </w:rPr>
+          <w:t xml:space="preserve">Guia De Positron Ide</w:t>
+        </w:r>
+      </w:hyperlink>
+    </w:p>
+    <w:p>
+      <w:pPr>
+        <w:pStyle w:val="Compact"/>
+        <w:numPr>
+          <w:ilvl w:val="0"/>
+          <w:numId w:val="1005"/>
+        </w:numPr>
+      </w:pPr>
+      <w:hyperlink r:id="rId154"/>
+      <w:r>
+        <w:t xml:space="preserve"> </w:t>
+      </w:r>
+      <w:hyperlink r:id="rId155">
+        <w:r>
+          <w:rPr>
+            <w:rStyle w:val="Hyperlink"/>
+          </w:rPr>
+          <w:t xml:space="preserve">Guia De Rsync</w:t>
+        </w:r>
+      </w:hyperlink>
+    </w:p>
+    <w:p>
+      <w:pPr>
         <w:pStyle w:val="FirstParagraph"/>
       </w:pPr>
       <w:r>
         <w:t xml:space="preserve">Esperamos que encuentres estas publicaciones igualmente interesantes y útiles. ¡Disfruta de la lectura!</w:t>
       </w:r>
     </w:p>
-    <w:bookmarkEnd w:id="146"/>
+    <w:bookmarkEnd w:id="156"/>
     <w:sectPr>
-      <w:headerReference r:id="rId9" w:type="even"/>
-      <w:headerReference r:id="rId11" w:type="default"/>
-      <w:footerReference r:id="rId14" w:type="even"/>
-      <w:footerReference r:id="rId13" w:type="default"/>
-      <w:headerReference r:id="rId10" w:type="first"/>
-      <w:footerReference r:id="rId12" w:type="first"/>
+      <w:headerReference r:id="rId8" w:type="even"/>
+      <w:headerReference r:id="rId9" w:type="default"/>
+      <w:footerReference r:id="rId10" w:type="even"/>
+      <w:footerReference r:id="rId11" w:type="default"/>
+      <w:headerReference r:id="rId12" w:type="first"/>
+      <w:footerReference r:id="rId13" w:type="first"/>
       <w:pgSz w:h="15840" w:w="12240"/>
       <w:pgMar w:bottom="1440" w:footer="720" w:gutter="0" w:header="720" w:left="1440" w:right="1440" w:top="1440"/>
       <w:cols w:space="720"/>
